--- a/extension/src/public/qrCodes.docx
+++ b/extension/src/public/qrCodes.docx
@@ -188,13 +188,13 @@
                 <wp:inline distT="0" distB="0" distL="114300" distR="114300">
                   <wp:extent cx="822960" cy="822960"/>
                   <wp:effectExtent l="0" t="0" r="15240" b="15240"/>
-                  <wp:docPr id="18" name="Picture 18"/>
+                  <wp:docPr id="20" name="Picture 20"/>
                   <wp:cNvGraphicFramePr/>
                   <a:graphic xmlns:a="http://schemas.openxmlformats.org/drawingml/2006/main">
                     <a:graphicData uri="http://schemas.openxmlformats.org/drawingml/2006/picture">
                       <pic:pic xmlns:pic="http://schemas.openxmlformats.org/drawingml/2006/picture">
                         <pic:nvPicPr>
-                          <pic:cNvPr id="18" name="Picture 18"/>
+                          <pic:cNvPr id="20" name="Picture 20"/>
                           <pic:cNvPicPr/>
                         </pic:nvPicPr>
                         <pic:blipFill>
@@ -233,7 +233,7 @@
                 <w:b/>
                 <w:sz w:val="28"/>
               </w:rPr>
-              <w:t>Оплатить заказ (без пакета)</w:t>
+              <w:t>Оплатить заказ (+ 1 пакет M)</w:t>
             </w:r>
           </w:p>
         </w:tc>
@@ -466,13 +466,13 @@
                 <wp:inline distT="0" distB="0" distL="114300" distR="114300">
                   <wp:extent cx="822960" cy="822960"/>
                   <wp:effectExtent l="0" t="0" r="15240" b="15240"/>
-                  <wp:docPr id="20" name="Picture 20"/>
+                  <wp:docPr id="22" name="Picture 22"/>
                   <wp:cNvGraphicFramePr/>
                   <a:graphic xmlns:a="http://schemas.openxmlformats.org/drawingml/2006/main">
                     <a:graphicData uri="http://schemas.openxmlformats.org/drawingml/2006/picture">
                       <pic:pic xmlns:pic="http://schemas.openxmlformats.org/drawingml/2006/picture">
                         <pic:nvPicPr>
-                          <pic:cNvPr id="20" name="Picture 20"/>
+                          <pic:cNvPr id="22" name="Picture 22"/>
                           <pic:cNvPicPr/>
                         </pic:nvPicPr>
                         <pic:blipFill>
@@ -511,7 +511,7 @@
                 <w:b/>
                 <w:sz w:val="28"/>
               </w:rPr>
-              <w:t>Оплатить заказ (+ 1 пакет M)</w:t>
+              <w:t>Оплатить заказ (+ 1 пакет L)</w:t>
             </w:r>
           </w:p>
         </w:tc>
@@ -644,13 +644,6 @@
                 <w:b/>
                 <w:sz w:val="28"/>
               </w:rPr>
-              <w:br w:type="textWrapping"/>
-            </w:r>
-            <w:r>
-              <w:rPr>
-                <w:b/>
-                <w:sz w:val="28"/>
-              </w:rPr>
               <w:drawing>
                 <wp:inline distT="0" distB="0" distL="114300" distR="114300">
                   <wp:extent cx="822960" cy="822960"/>
@@ -703,13 +696,6 @@
               </w:rPr>
               <w:t>Выдать все (без пакета)</w:t>
             </w:r>
-            <w:r>
-              <w:rPr>
-                <w:b/>
-                <w:sz w:val="28"/>
-              </w:rPr>
-              <w:br w:type="textWrapping"/>
-            </w:r>
           </w:p>
         </w:tc>
         <w:tc>
@@ -734,24 +720,18 @@
               <w:spacing w:after="0" w:line="240" w:lineRule="auto"/>
               <w:jc w:val="center"/>
             </w:pPr>
-          </w:p>
-          <w:p>
-            <w:pPr>
-              <w:spacing w:after="0" w:line="240" w:lineRule="auto"/>
-              <w:jc w:val="center"/>
-            </w:pPr>
             <w:r>
               <w:drawing>
                 <wp:inline distT="0" distB="0" distL="114300" distR="114300">
                   <wp:extent cx="822960" cy="822960"/>
                   <wp:effectExtent l="0" t="0" r="15240" b="15240"/>
-                  <wp:docPr id="22" name="Picture 22"/>
+                  <wp:docPr id="18" name="Picture 18"/>
                   <wp:cNvGraphicFramePr/>
                   <a:graphic xmlns:a="http://schemas.openxmlformats.org/drawingml/2006/main">
                     <a:graphicData uri="http://schemas.openxmlformats.org/drawingml/2006/picture">
                       <pic:pic xmlns:pic="http://schemas.openxmlformats.org/drawingml/2006/picture">
                         <pic:nvPicPr>
-                          <pic:cNvPr id="22" name="Picture 22"/>
+                          <pic:cNvPr id="18" name="Picture 18"/>
                           <pic:cNvPicPr/>
                         </pic:nvPicPr>
                         <pic:blipFill>
@@ -778,14 +758,15 @@
           </w:p>
           <w:p>
             <w:pPr>
-              <w:jc w:val="center"/>
-            </w:pPr>
-            <w:r>
-              <w:rPr>
-                <w:b/>
-                <w:sz w:val="28"/>
-              </w:rPr>
-              <w:t>Оплатить заказ (+ 1 пакет L)</w:t>
+              <w:spacing w:after="0" w:line="240" w:lineRule="auto"/>
+              <w:jc w:val="center"/>
+            </w:pPr>
+            <w:r>
+              <w:rPr>
+                <w:b/>
+                <w:sz w:val="28"/>
+              </w:rPr>
+              <w:t>Оплатить заказ (без пакета)</w:t>
             </w:r>
           </w:p>
         </w:tc>
@@ -994,12 +975,6 @@
               <w:spacing w:after="0" w:line="240" w:lineRule="auto"/>
               <w:jc w:val="center"/>
             </w:pPr>
-          </w:p>
-          <w:p>
-            <w:pPr>
-              <w:spacing w:after="0" w:line="240" w:lineRule="auto"/>
-              <w:jc w:val="center"/>
-            </w:pPr>
             <w:r>
               <w:drawing>
                 <wp:inline distT="0" distB="0" distL="114300" distR="114300">
@@ -1042,33 +1017,20 @@
               <w:spacing w:after="0" w:line="240" w:lineRule="auto"/>
               <w:jc w:val="center"/>
               <w:rPr>
-                <w:b/>
-                <w:sz w:val="28"/>
-              </w:rPr>
-            </w:pPr>
-            <w:r>
-              <w:rPr>
-                <w:b/>
-                <w:sz w:val="28"/>
-              </w:rPr>
-              <w:t>Изменил решение о покупке/</w:t>
-            </w:r>
-          </w:p>
-          <w:p>
-            <w:pPr>
-              <w:spacing w:after="0" w:line="240" w:lineRule="auto"/>
-              <w:jc w:val="center"/>
-              <w:rPr>
-                <w:b/>
-                <w:sz w:val="28"/>
-              </w:rPr>
-            </w:pPr>
-            <w:r>
-              <w:rPr>
-                <w:b/>
-                <w:sz w:val="28"/>
-              </w:rPr>
-              <w:t>Товар не подошёл</w:t>
+                <w:rFonts w:hint="default"/>
+                <w:b/>
+                <w:sz w:val="28"/>
+                <w:lang w:val="ru-RU"/>
+              </w:rPr>
+            </w:pPr>
+            <w:r>
+              <w:rPr>
+                <w:rFonts w:hint="default"/>
+                <w:b/>
+                <w:sz w:val="28"/>
+                <w:lang w:val="ru-RU"/>
+              </w:rPr>
+              <w:t>Отказ от товара</w:t>
             </w:r>
           </w:p>
         </w:tc>
@@ -1202,15 +1164,15 @@
     <w:lsdException w:uiPriority="99" w:name="index 7"/>
     <w:lsdException w:uiPriority="99" w:name="index 8"/>
     <w:lsdException w:uiPriority="99" w:name="index 9"/>
-    <w:lsdException w:unhideWhenUsed="0" w:uiPriority="39" w:semiHidden="0" w:name="toc 1"/>
+    <w:lsdException w:qFormat="1" w:unhideWhenUsed="0" w:uiPriority="39" w:semiHidden="0" w:name="toc 1"/>
     <w:lsdException w:qFormat="1" w:unhideWhenUsed="0" w:uiPriority="39" w:semiHidden="0" w:name="toc 2"/>
-    <w:lsdException w:unhideWhenUsed="0" w:uiPriority="39" w:semiHidden="0" w:name="toc 3"/>
+    <w:lsdException w:qFormat="1" w:unhideWhenUsed="0" w:uiPriority="39" w:semiHidden="0" w:name="toc 3"/>
     <w:lsdException w:qFormat="1" w:unhideWhenUsed="0" w:uiPriority="39" w:semiHidden="0" w:name="toc 4"/>
     <w:lsdException w:unhideWhenUsed="0" w:uiPriority="39" w:semiHidden="0" w:name="toc 5"/>
     <w:lsdException w:qFormat="1" w:unhideWhenUsed="0" w:uiPriority="39" w:semiHidden="0" w:name="toc 6"/>
-    <w:lsdException w:unhideWhenUsed="0" w:uiPriority="39" w:semiHidden="0" w:name="toc 7"/>
-    <w:lsdException w:unhideWhenUsed="0" w:uiPriority="39" w:semiHidden="0" w:name="toc 8"/>
-    <w:lsdException w:unhideWhenUsed="0" w:uiPriority="39" w:semiHidden="0" w:name="toc 9"/>
+    <w:lsdException w:qFormat="1" w:unhideWhenUsed="0" w:uiPriority="39" w:semiHidden="0" w:name="toc 7"/>
+    <w:lsdException w:qFormat="1" w:unhideWhenUsed="0" w:uiPriority="39" w:semiHidden="0" w:name="toc 8"/>
+    <w:lsdException w:qFormat="1" w:unhideWhenUsed="0" w:uiPriority="39" w:semiHidden="0" w:name="toc 9"/>
     <w:lsdException w:uiPriority="99" w:name="Normal Indent"/>
     <w:lsdException w:uiPriority="99" w:name="footnote text"/>
     <w:lsdException w:uiPriority="99" w:name="annotation text"/>
@@ -1268,7 +1230,7 @@
     <w:lsdException w:uiPriority="99" w:name="Body Text Indent 2"/>
     <w:lsdException w:uiPriority="99" w:name="Body Text Indent 3"/>
     <w:lsdException w:uiPriority="99" w:name="Block Text"/>
-    <w:lsdException w:unhideWhenUsed="0" w:uiPriority="0" w:semiHidden="0" w:name="Hyperlink"/>
+    <w:lsdException w:qFormat="1" w:unhideWhenUsed="0" w:uiPriority="0" w:semiHidden="0" w:name="Hyperlink"/>
     <w:lsdException w:uiPriority="99" w:name="FollowedHyperlink"/>
     <w:lsdException w:uiPriority="99" w:name="Strong"/>
     <w:lsdException w:uiPriority="99" w:name="Emphasis"/>
@@ -1286,7 +1248,7 @@
     <w:lsdException w:uiPriority="99" w:name="HTML Sample"/>
     <w:lsdException w:uiPriority="99" w:name="HTML Typewriter"/>
     <w:lsdException w:uiPriority="99" w:name="HTML Variable"/>
-    <w:lsdException w:unhideWhenUsed="0" w:uiPriority="0" w:semiHidden="0" w:name="Normal Table"/>
+    <w:lsdException w:qFormat="1" w:unhideWhenUsed="0" w:uiPriority="0" w:semiHidden="0" w:name="Normal Table"/>
     <w:lsdException w:uiPriority="99" w:name="annotation subject"/>
     <w:lsdException w:uiPriority="99" w:name="Table Simple 1"/>
     <w:lsdException w:uiPriority="99" w:name="Table Simple 2"/>
@@ -1331,7 +1293,7 @@
     <w:lsdException w:uiPriority="99" w:name="Table Web 2"/>
     <w:lsdException w:uiPriority="99" w:name="Table Web 3"/>
     <w:lsdException w:uiPriority="99" w:name="Balloon Text"/>
-    <w:lsdException w:unhideWhenUsed="0" w:uiPriority="0" w:semiHidden="0" w:name="Table Grid"/>
+    <w:lsdException w:qFormat="1" w:unhideWhenUsed="0" w:uiPriority="0" w:semiHidden="0" w:name="Table Grid"/>
     <w:lsdException w:uiPriority="99" w:name="Table Theme"/>
   </w:latentStyles>
   <w:style w:type="paragraph" w:default="1" w:styleId="1">
@@ -1344,7 +1306,7 @@
       <w:jc w:val="left"/>
     </w:pPr>
     <w:rPr>
-      <w:rFonts w:asciiTheme="minorAscii" w:hAnsiTheme="minorHAnsi"/>
+      <w:rFonts w:asciiTheme="minorAscii" w:hAnsiTheme="minorHAnsi" w:eastAsiaTheme="minorEastAsia" w:cstheme="minorBidi"/>
       <w:color w:val="000000"/>
       <w:spacing w:val="0"/>
       <w:sz w:val="22"/>
@@ -1362,7 +1324,7 @@
       <w:outlineLvl w:val="0"/>
     </w:pPr>
     <w:rPr>
-      <w:rFonts w:ascii="XO Thames" w:hAnsi="XO Thames"/>
+      <w:rFonts w:ascii="XO Thames" w:hAnsi="XO Thames" w:eastAsiaTheme="minorEastAsia" w:cstheme="minorBidi"/>
       <w:b/>
       <w:color w:val="000000"/>
       <w:spacing w:val="0"/>
@@ -1381,7 +1343,7 @@
       <w:outlineLvl w:val="1"/>
     </w:pPr>
     <w:rPr>
-      <w:rFonts w:ascii="XO Thames" w:hAnsi="XO Thames"/>
+      <w:rFonts w:ascii="XO Thames" w:hAnsi="XO Thames" w:eastAsiaTheme="minorEastAsia" w:cstheme="minorBidi"/>
       <w:b/>
       <w:color w:val="000000"/>
       <w:spacing w:val="0"/>
@@ -1400,7 +1362,7 @@
       <w:outlineLvl w:val="2"/>
     </w:pPr>
     <w:rPr>
-      <w:rFonts w:ascii="XO Thames" w:hAnsi="XO Thames"/>
+      <w:rFonts w:ascii="XO Thames" w:hAnsi="XO Thames" w:eastAsiaTheme="minorEastAsia" w:cstheme="minorBidi"/>
       <w:b/>
       <w:color w:val="000000"/>
       <w:spacing w:val="0"/>
@@ -1419,7 +1381,7 @@
       <w:outlineLvl w:val="3"/>
     </w:pPr>
     <w:rPr>
-      <w:rFonts w:ascii="XO Thames" w:hAnsi="XO Thames"/>
+      <w:rFonts w:ascii="XO Thames" w:hAnsi="XO Thames" w:eastAsiaTheme="minorEastAsia" w:cstheme="minorBidi"/>
       <w:b/>
       <w:color w:val="000000"/>
       <w:spacing w:val="0"/>
@@ -1438,7 +1400,7 @@
       <w:outlineLvl w:val="4"/>
     </w:pPr>
     <w:rPr>
-      <w:rFonts w:ascii="XO Thames" w:hAnsi="XO Thames"/>
+      <w:rFonts w:ascii="XO Thames" w:hAnsi="XO Thames" w:eastAsiaTheme="minorEastAsia" w:cstheme="minorBidi"/>
       <w:b/>
       <w:color w:val="000000"/>
       <w:spacing w:val="0"/>
@@ -1452,6 +1414,7 @@
   </w:style>
   <w:style w:type="table" w:default="1" w:styleId="8">
     <w:name w:val="Normal Table"/>
+    <w:qFormat/>
     <w:uiPriority w:val="0"/>
     <w:tblPr>
       <w:tblCellMar>
@@ -1464,6 +1427,7 @@
   </w:style>
   <w:style w:type="character" w:styleId="9">
     <w:name w:val="Hyperlink"/>
+    <w:qFormat/>
     <w:uiPriority w:val="0"/>
     <w:rPr>
       <w:color w:val="0000FF"/>
@@ -1473,6 +1437,7 @@
   <w:style w:type="paragraph" w:styleId="10">
     <w:name w:val="toc 8"/>
     <w:next w:val="1"/>
+    <w:qFormat/>
     <w:uiPriority w:val="39"/>
     <w:pPr>
       <w:spacing w:before="0" w:after="160" w:line="264" w:lineRule="auto"/>
@@ -1480,7 +1445,7 @@
       <w:jc w:val="left"/>
     </w:pPr>
     <w:rPr>
-      <w:rFonts w:ascii="XO Thames" w:hAnsi="XO Thames"/>
+      <w:rFonts w:ascii="XO Thames" w:hAnsi="XO Thames" w:eastAsiaTheme="minorEastAsia" w:cstheme="minorBidi"/>
       <w:color w:val="000000"/>
       <w:spacing w:val="0"/>
       <w:sz w:val="28"/>
@@ -1489,6 +1454,7 @@
   <w:style w:type="paragraph" w:styleId="11">
     <w:name w:val="toc 9"/>
     <w:next w:val="1"/>
+    <w:qFormat/>
     <w:uiPriority w:val="39"/>
     <w:pPr>
       <w:spacing w:before="0" w:after="160" w:line="264" w:lineRule="auto"/>
@@ -1496,7 +1462,7 @@
       <w:jc w:val="left"/>
     </w:pPr>
     <w:rPr>
-      <w:rFonts w:ascii="XO Thames" w:hAnsi="XO Thames"/>
+      <w:rFonts w:ascii="XO Thames" w:hAnsi="XO Thames" w:eastAsiaTheme="minorEastAsia" w:cstheme="minorBidi"/>
       <w:color w:val="000000"/>
       <w:spacing w:val="0"/>
       <w:sz w:val="28"/>
@@ -1505,6 +1471,7 @@
   <w:style w:type="paragraph" w:styleId="12">
     <w:name w:val="toc 7"/>
     <w:next w:val="1"/>
+    <w:qFormat/>
     <w:uiPriority w:val="39"/>
     <w:pPr>
       <w:spacing w:before="0" w:after="160" w:line="264" w:lineRule="auto"/>
@@ -1512,7 +1479,7 @@
       <w:jc w:val="left"/>
     </w:pPr>
     <w:rPr>
-      <w:rFonts w:ascii="XO Thames" w:hAnsi="XO Thames"/>
+      <w:rFonts w:ascii="XO Thames" w:hAnsi="XO Thames" w:eastAsiaTheme="minorEastAsia" w:cstheme="minorBidi"/>
       <w:color w:val="000000"/>
       <w:spacing w:val="0"/>
       <w:sz w:val="28"/>
@@ -1521,6 +1488,7 @@
   <w:style w:type="paragraph" w:styleId="13">
     <w:name w:val="toc 1"/>
     <w:next w:val="1"/>
+    <w:qFormat/>
     <w:uiPriority w:val="39"/>
     <w:pPr>
       <w:spacing w:before="0" w:after="160" w:line="264" w:lineRule="auto"/>
@@ -1528,7 +1496,7 @@
       <w:jc w:val="left"/>
     </w:pPr>
     <w:rPr>
-      <w:rFonts w:ascii="XO Thames" w:hAnsi="XO Thames"/>
+      <w:rFonts w:ascii="XO Thames" w:hAnsi="XO Thames" w:eastAsiaTheme="minorEastAsia" w:cstheme="minorBidi"/>
       <w:b/>
       <w:color w:val="000000"/>
       <w:spacing w:val="0"/>
@@ -1546,7 +1514,7 @@
       <w:jc w:val="left"/>
     </w:pPr>
     <w:rPr>
-      <w:rFonts w:ascii="XO Thames" w:hAnsi="XO Thames"/>
+      <w:rFonts w:ascii="XO Thames" w:hAnsi="XO Thames" w:eastAsiaTheme="minorEastAsia" w:cstheme="minorBidi"/>
       <w:color w:val="000000"/>
       <w:spacing w:val="0"/>
       <w:sz w:val="28"/>
@@ -1555,6 +1523,7 @@
   <w:style w:type="paragraph" w:styleId="15">
     <w:name w:val="toc 3"/>
     <w:next w:val="1"/>
+    <w:qFormat/>
     <w:uiPriority w:val="39"/>
     <w:pPr>
       <w:spacing w:before="0" w:after="160" w:line="264" w:lineRule="auto"/>
@@ -1562,7 +1531,7 @@
       <w:jc w:val="left"/>
     </w:pPr>
     <w:rPr>
-      <w:rFonts w:ascii="XO Thames" w:hAnsi="XO Thames"/>
+      <w:rFonts w:ascii="XO Thames" w:hAnsi="XO Thames" w:eastAsiaTheme="minorEastAsia" w:cstheme="minorBidi"/>
       <w:color w:val="000000"/>
       <w:spacing w:val="0"/>
       <w:sz w:val="28"/>
@@ -1579,7 +1548,7 @@
       <w:jc w:val="left"/>
     </w:pPr>
     <w:rPr>
-      <w:rFonts w:ascii="XO Thames" w:hAnsi="XO Thames"/>
+      <w:rFonts w:ascii="XO Thames" w:hAnsi="XO Thames" w:eastAsiaTheme="minorEastAsia" w:cstheme="minorBidi"/>
       <w:color w:val="000000"/>
       <w:spacing w:val="0"/>
       <w:sz w:val="28"/>
@@ -1596,7 +1565,7 @@
       <w:jc w:val="left"/>
     </w:pPr>
     <w:rPr>
-      <w:rFonts w:ascii="XO Thames" w:hAnsi="XO Thames"/>
+      <w:rFonts w:ascii="XO Thames" w:hAnsi="XO Thames" w:eastAsiaTheme="minorEastAsia" w:cstheme="minorBidi"/>
       <w:color w:val="000000"/>
       <w:spacing w:val="0"/>
       <w:sz w:val="28"/>
@@ -1612,7 +1581,7 @@
       <w:jc w:val="left"/>
     </w:pPr>
     <w:rPr>
-      <w:rFonts w:ascii="XO Thames" w:hAnsi="XO Thames"/>
+      <w:rFonts w:ascii="XO Thames" w:hAnsi="XO Thames" w:eastAsiaTheme="minorEastAsia" w:cstheme="minorBidi"/>
       <w:color w:val="000000"/>
       <w:spacing w:val="0"/>
       <w:sz w:val="28"/>
@@ -1629,7 +1598,7 @@
       <w:jc w:val="center"/>
     </w:pPr>
     <w:rPr>
-      <w:rFonts w:ascii="XO Thames" w:hAnsi="XO Thames"/>
+      <w:rFonts w:ascii="XO Thames" w:hAnsi="XO Thames" w:eastAsiaTheme="minorEastAsia" w:cstheme="minorBidi"/>
       <w:b/>
       <w:caps/>
       <w:color w:val="000000"/>
@@ -1648,7 +1617,7 @@
       <w:jc w:val="both"/>
     </w:pPr>
     <w:rPr>
-      <w:rFonts w:ascii="XO Thames" w:hAnsi="XO Thames"/>
+      <w:rFonts w:ascii="XO Thames" w:hAnsi="XO Thames" w:eastAsiaTheme="minorEastAsia" w:cstheme="minorBidi"/>
       <w:i/>
       <w:color w:val="000000"/>
       <w:spacing w:val="0"/>
@@ -1658,6 +1627,7 @@
   <w:style w:type="table" w:styleId="21">
     <w:name w:val="Table Grid"/>
     <w:basedOn w:val="8"/>
+    <w:qFormat/>
     <w:uiPriority w:val="0"/>
     <w:pPr>
       <w:spacing w:after="0" w:line="240" w:lineRule="auto"/>
@@ -1676,6 +1646,7 @@
   <w:style w:type="paragraph" w:customStyle="1" w:styleId="22">
     <w:name w:val="Endnote"/>
     <w:link w:val="23"/>
+    <w:qFormat/>
     <w:uiPriority w:val="0"/>
     <w:pPr>
       <w:spacing w:before="0" w:after="160" w:line="264" w:lineRule="auto"/>
@@ -1683,7 +1654,7 @@
       <w:jc w:val="both"/>
     </w:pPr>
     <w:rPr>
-      <w:rFonts w:ascii="XO Thames" w:hAnsi="XO Thames"/>
+      <w:rFonts w:ascii="XO Thames" w:hAnsi="XO Thames" w:eastAsiaTheme="minorEastAsia" w:cstheme="minorBidi"/>
       <w:color w:val="000000"/>
       <w:spacing w:val="0"/>
       <w:sz w:val="22"/>
@@ -1703,6 +1674,7 @@
   <w:style w:type="paragraph" w:customStyle="1" w:styleId="24">
     <w:name w:val="Footnote"/>
     <w:link w:val="25"/>
+    <w:qFormat/>
     <w:uiPriority w:val="0"/>
     <w:pPr>
       <w:spacing w:before="0" w:after="160" w:line="264" w:lineRule="auto"/>
@@ -1710,7 +1682,7 @@
       <w:jc w:val="both"/>
     </w:pPr>
     <w:rPr>
-      <w:rFonts w:ascii="XO Thames" w:hAnsi="XO Thames"/>
+      <w:rFonts w:ascii="XO Thames" w:hAnsi="XO Thames" w:eastAsiaTheme="minorEastAsia" w:cstheme="minorBidi"/>
       <w:color w:val="000000"/>
       <w:spacing w:val="0"/>
       <w:sz w:val="22"/>
@@ -1719,6 +1691,7 @@
   <w:style w:type="character" w:customStyle="1" w:styleId="25">
     <w:name w:val="Footnote1"/>
     <w:link w:val="24"/>
+    <w:qFormat/>
     <w:uiPriority w:val="0"/>
     <w:rPr>
       <w:rFonts w:ascii="XO Thames" w:hAnsi="XO Thames"/>
@@ -1730,6 +1703,7 @@
   <w:style w:type="paragraph" w:customStyle="1" w:styleId="26">
     <w:name w:val="Header and Footer"/>
     <w:link w:val="27"/>
+    <w:qFormat/>
     <w:uiPriority w:val="0"/>
     <w:pPr>
       <w:spacing w:before="0" w:after="160" w:line="240" w:lineRule="auto"/>
@@ -1737,7 +1711,7 @@
       <w:jc w:val="both"/>
     </w:pPr>
     <w:rPr>
-      <w:rFonts w:ascii="XO Thames" w:hAnsi="XO Thames"/>
+      <w:rFonts w:ascii="XO Thames" w:hAnsi="XO Thames" w:eastAsiaTheme="minorEastAsia" w:cstheme="minorBidi"/>
       <w:color w:val="000000"/>
       <w:spacing w:val="0"/>
       <w:sz w:val="28"/>
@@ -1746,6 +1720,7 @@
   <w:style w:type="character" w:customStyle="1" w:styleId="27">
     <w:name w:val="Header and Footer1"/>
     <w:link w:val="26"/>
+    <w:qFormat/>
     <w:uiPriority w:val="0"/>
     <w:rPr>
       <w:rFonts w:ascii="XO Thames" w:hAnsi="XO Thames"/>
